--- a/03-execute/12-week/02-optional-activity/Trabajo en clase.docx
+++ b/03-execute/12-week/02-optional-activity/Trabajo en clase.docx
@@ -1600,8 +1600,6 @@
         <w:jc w:val="both"/>
         <w:rPr>
           <w:rFonts w:ascii="Arial" w:hAnsi="Arial" w:cs="Arial"/>
-          <w:b/>
-          <w:bCs/>
           <w:sz w:val="24"/>
           <w:szCs w:val="24"/>
           <w:lang w:val="es-ES"/>
@@ -1618,6 +1616,44 @@
         </w:rPr>
         <w:t>Cantidad RF:</w:t>
       </w:r>
+      <w:r>
+        <w:rPr>
+          <w:rFonts w:ascii="Arial" w:hAnsi="Arial" w:cs="Arial"/>
+          <w:b/>
+          <w:bCs/>
+          <w:sz w:val="24"/>
+          <w:szCs w:val="24"/>
+          <w:lang w:val="es-ES"/>
+        </w:rPr>
+        <w:t xml:space="preserve"> </w:t>
+      </w:r>
+      <w:r>
+        <w:rPr>
+          <w:rFonts w:ascii="Arial" w:hAnsi="Arial" w:cs="Arial"/>
+          <w:sz w:val="24"/>
+          <w:szCs w:val="24"/>
+          <w:lang w:val="es-ES"/>
+        </w:rPr>
+        <w:t xml:space="preserve">Su documento SRS contaba con </w:t>
+      </w:r>
+      <w:r>
+        <w:rPr>
+          <w:rFonts w:ascii="Arial" w:hAnsi="Arial" w:cs="Arial"/>
+          <w:sz w:val="24"/>
+          <w:szCs w:val="24"/>
+          <w:lang w:val="es-ES"/>
+        </w:rPr>
+        <w:t>12</w:t>
+      </w:r>
+      <w:r>
+        <w:rPr>
+          <w:rFonts w:ascii="Arial" w:hAnsi="Arial" w:cs="Arial"/>
+          <w:sz w:val="24"/>
+          <w:szCs w:val="24"/>
+          <w:lang w:val="es-ES"/>
+        </w:rPr>
+        <w:t xml:space="preserve"> requisitos funcionales.</w:t>
+      </w:r>
     </w:p>
     <w:p>
       <w:pPr>
@@ -1641,6 +1677,51 @@
           <w:lang w:val="es-ES"/>
         </w:rPr>
         <w:t>Cantidad RFN:</w:t>
+      </w:r>
+      <w:r>
+        <w:rPr>
+          <w:rFonts w:ascii="Arial" w:hAnsi="Arial" w:cs="Arial"/>
+          <w:sz w:val="24"/>
+          <w:szCs w:val="24"/>
+          <w:lang w:val="es-ES"/>
+        </w:rPr>
+        <w:t xml:space="preserve"> </w:t>
+      </w:r>
+      <w:r>
+        <w:rPr>
+          <w:rFonts w:ascii="Arial" w:hAnsi="Arial" w:cs="Arial"/>
+          <w:sz w:val="24"/>
+          <w:szCs w:val="24"/>
+          <w:lang w:val="es-ES"/>
+        </w:rPr>
+        <w:t xml:space="preserve">Su </w:t>
+      </w:r>
+      <w:r>
+        <w:rPr>
+          <w:rFonts w:ascii="Arial" w:hAnsi="Arial" w:cs="Arial"/>
+          <w:sz w:val="24"/>
+          <w:szCs w:val="24"/>
+          <w:lang w:val="es-ES"/>
+        </w:rPr>
+        <w:t xml:space="preserve">documento SRS contaba con </w:t>
+      </w:r>
+      <w:r>
+        <w:rPr>
+          <w:rFonts w:ascii="Arial" w:hAnsi="Arial" w:cs="Arial"/>
+          <w:sz w:val="24"/>
+          <w:szCs w:val="24"/>
+          <w:lang w:val="es-ES"/>
+        </w:rPr>
+        <w:t>5</w:t>
+      </w:r>
+      <w:r>
+        <w:rPr>
+          <w:rFonts w:ascii="Arial" w:hAnsi="Arial" w:cs="Arial"/>
+          <w:sz w:val="24"/>
+          <w:szCs w:val="24"/>
+          <w:lang w:val="es-ES"/>
+        </w:rPr>
+        <w:t xml:space="preserve"> requisitos no funcionales.</w:t>
       </w:r>
     </w:p>
     <w:p>
@@ -2230,7 +2311,7 @@
   <w:style w:type="paragraph" w:default="1" w:styleId="Normal">
     <w:name w:val="Normal"/>
     <w:qFormat/>
-    <w:rsid w:val="007F4975"/>
+    <w:rsid w:val="001B64D2"/>
   </w:style>
   <w:style w:type="paragraph" w:styleId="Ttulo1">
     <w:name w:val="heading 1"/>
